--- a/Task 2/Task 2.1 description for star + snowflake schmas.docx
+++ b/Task 2/Task 2.1 description for star + snowflake schmas.docx
@@ -14,15 +14,7 @@
     </w:p>
     <w:p>
       <w:r>
-        <w:t xml:space="preserve">For this </w:t>
-      </w:r>
-      <w:proofErr w:type="gramStart"/>
-      <w:r>
-        <w:t>schema</w:t>
-      </w:r>
-      <w:proofErr w:type="gramEnd"/>
-      <w:r>
-        <w:t>, the business process is tracking sales transactions, which include details such as sales amount, date, employee, and customer IDs.</w:t>
+        <w:t>For this schema, the business process is tracking sales transactions, which include details such as sales amount, date, employee, and customer IDs.</w:t>
       </w:r>
     </w:p>
     <w:p>
@@ -64,15 +56,7 @@
     </w:p>
     <w:p>
       <w:r>
-        <w:t xml:space="preserve">Employees Dimension stores </w:t>
-      </w:r>
-      <w:proofErr w:type="gramStart"/>
-      <w:r>
-        <w:t>employees</w:t>
-      </w:r>
-      <w:proofErr w:type="gramEnd"/>
-      <w:r>
-        <w:t xml:space="preserve"> name, email, address, </w:t>
+        <w:t xml:space="preserve">Employees Dimension stores employees name, email, address, </w:t>
       </w:r>
       <w:r>
         <w:t>store (</w:t>
@@ -158,7 +142,17 @@
     </w:p>
     <w:p>
       <w:r>
-        <w:t>I have normalized the Customer table by separating the Location data into a separate table. In this new Location table, I created a hierarchical structure to better organize location-related data, such as city, region, country, etc.</w:t>
+        <w:t>I have normalized the Customer</w:t>
+      </w:r>
+      <w:r>
+        <w:t>, Store, Employee</w:t>
+      </w:r>
+      <w:r>
+        <w:t xml:space="preserve"> table by separating the Location data into a separate table. In this new Location table, I created a hierarchical structure to better organize location-related data, such as city, region, country, etc.</w:t>
+      </w:r>
+      <w:r>
+        <w:br/>
+        <w:t>Also, normalized Products into Product, Category tables by separating categories data into a separate table.</w:t>
       </w:r>
     </w:p>
     <w:sectPr>
@@ -568,15 +562,15 @@
     <w:lsdException w:name="Unresolved Mention" w:semiHidden="1" w:unhideWhenUsed="1"/>
     <w:lsdException w:name="Smart Link" w:semiHidden="1" w:unhideWhenUsed="1"/>
   </w:latentStyles>
-  <w:style w:type="paragraph" w:default="1" w:styleId="a">
+  <w:style w:type="paragraph" w:default="1" w:styleId="Normal">
     <w:name w:val="Normal"/>
     <w:qFormat/>
   </w:style>
-  <w:style w:type="paragraph" w:styleId="1">
+  <w:style w:type="paragraph" w:styleId="Heading1">
     <w:name w:val="heading 1"/>
-    <w:basedOn w:val="a"/>
-    <w:next w:val="a"/>
-    <w:link w:val="10"/>
+    <w:basedOn w:val="Normal"/>
+    <w:next w:val="Normal"/>
+    <w:link w:val="Heading1Char"/>
     <w:uiPriority w:val="9"/>
     <w:qFormat/>
     <w:rsid w:val="00E30785"/>
@@ -593,11 +587,11 @@
       <w:szCs w:val="40"/>
     </w:rPr>
   </w:style>
-  <w:style w:type="paragraph" w:styleId="2">
+  <w:style w:type="paragraph" w:styleId="Heading2">
     <w:name w:val="heading 2"/>
-    <w:basedOn w:val="a"/>
-    <w:next w:val="a"/>
-    <w:link w:val="20"/>
+    <w:basedOn w:val="Normal"/>
+    <w:next w:val="Normal"/>
+    <w:link w:val="Heading2Char"/>
     <w:uiPriority w:val="9"/>
     <w:semiHidden/>
     <w:unhideWhenUsed/>
@@ -616,11 +610,11 @@
       <w:szCs w:val="32"/>
     </w:rPr>
   </w:style>
-  <w:style w:type="paragraph" w:styleId="3">
+  <w:style w:type="paragraph" w:styleId="Heading3">
     <w:name w:val="heading 3"/>
-    <w:basedOn w:val="a"/>
-    <w:next w:val="a"/>
-    <w:link w:val="30"/>
+    <w:basedOn w:val="Normal"/>
+    <w:next w:val="Normal"/>
+    <w:link w:val="Heading3Char"/>
     <w:uiPriority w:val="9"/>
     <w:semiHidden/>
     <w:unhideWhenUsed/>
@@ -639,11 +633,11 @@
       <w:szCs w:val="28"/>
     </w:rPr>
   </w:style>
-  <w:style w:type="paragraph" w:styleId="4">
+  <w:style w:type="paragraph" w:styleId="Heading4">
     <w:name w:val="heading 4"/>
-    <w:basedOn w:val="a"/>
-    <w:next w:val="a"/>
-    <w:link w:val="40"/>
+    <w:basedOn w:val="Normal"/>
+    <w:next w:val="Normal"/>
+    <w:link w:val="Heading4Char"/>
     <w:uiPriority w:val="9"/>
     <w:semiHidden/>
     <w:unhideWhenUsed/>
@@ -662,11 +656,11 @@
       <w:color w:val="0F4761" w:themeColor="accent1" w:themeShade="BF"/>
     </w:rPr>
   </w:style>
-  <w:style w:type="paragraph" w:styleId="5">
+  <w:style w:type="paragraph" w:styleId="Heading5">
     <w:name w:val="heading 5"/>
-    <w:basedOn w:val="a"/>
-    <w:next w:val="a"/>
-    <w:link w:val="50"/>
+    <w:basedOn w:val="Normal"/>
+    <w:next w:val="Normal"/>
+    <w:link w:val="Heading5Char"/>
     <w:uiPriority w:val="9"/>
     <w:semiHidden/>
     <w:unhideWhenUsed/>
@@ -683,11 +677,11 @@
       <w:color w:val="0F4761" w:themeColor="accent1" w:themeShade="BF"/>
     </w:rPr>
   </w:style>
-  <w:style w:type="paragraph" w:styleId="6">
+  <w:style w:type="paragraph" w:styleId="Heading6">
     <w:name w:val="heading 6"/>
-    <w:basedOn w:val="a"/>
-    <w:next w:val="a"/>
-    <w:link w:val="60"/>
+    <w:basedOn w:val="Normal"/>
+    <w:next w:val="Normal"/>
+    <w:link w:val="Heading6Char"/>
     <w:uiPriority w:val="9"/>
     <w:semiHidden/>
     <w:unhideWhenUsed/>
@@ -706,11 +700,11 @@
       <w:color w:val="595959" w:themeColor="text1" w:themeTint="A6"/>
     </w:rPr>
   </w:style>
-  <w:style w:type="paragraph" w:styleId="7">
+  <w:style w:type="paragraph" w:styleId="Heading7">
     <w:name w:val="heading 7"/>
-    <w:basedOn w:val="a"/>
-    <w:next w:val="a"/>
-    <w:link w:val="70"/>
+    <w:basedOn w:val="Normal"/>
+    <w:next w:val="Normal"/>
+    <w:link w:val="Heading7Char"/>
     <w:uiPriority w:val="9"/>
     <w:semiHidden/>
     <w:unhideWhenUsed/>
@@ -727,11 +721,11 @@
       <w:color w:val="595959" w:themeColor="text1" w:themeTint="A6"/>
     </w:rPr>
   </w:style>
-  <w:style w:type="paragraph" w:styleId="8">
+  <w:style w:type="paragraph" w:styleId="Heading8">
     <w:name w:val="heading 8"/>
-    <w:basedOn w:val="a"/>
-    <w:next w:val="a"/>
-    <w:link w:val="80"/>
+    <w:basedOn w:val="Normal"/>
+    <w:next w:val="Normal"/>
+    <w:link w:val="Heading8Char"/>
     <w:uiPriority w:val="9"/>
     <w:semiHidden/>
     <w:unhideWhenUsed/>
@@ -750,11 +744,11 @@
       <w:color w:val="272727" w:themeColor="text1" w:themeTint="D8"/>
     </w:rPr>
   </w:style>
-  <w:style w:type="paragraph" w:styleId="9">
+  <w:style w:type="paragraph" w:styleId="Heading9">
     <w:name w:val="heading 9"/>
-    <w:basedOn w:val="a"/>
-    <w:next w:val="a"/>
-    <w:link w:val="90"/>
+    <w:basedOn w:val="Normal"/>
+    <w:next w:val="Normal"/>
+    <w:link w:val="Heading9Char"/>
     <w:uiPriority w:val="9"/>
     <w:semiHidden/>
     <w:unhideWhenUsed/>
@@ -771,12 +765,13 @@
       <w:color w:val="272727" w:themeColor="text1" w:themeTint="D8"/>
     </w:rPr>
   </w:style>
-  <w:style w:type="character" w:default="1" w:styleId="a0">
+  <w:style w:type="character" w:default="1" w:styleId="DefaultParagraphFont">
     <w:name w:val="Default Paragraph Font"/>
     <w:uiPriority w:val="1"/>
+    <w:semiHidden/>
     <w:unhideWhenUsed/>
   </w:style>
-  <w:style w:type="table" w:default="1" w:styleId="a1">
+  <w:style w:type="table" w:default="1" w:styleId="TableNormal">
     <w:name w:val="Normal Table"/>
     <w:uiPriority w:val="99"/>
     <w:semiHidden/>
@@ -791,16 +786,16 @@
       </w:tblCellMar>
     </w:tblPr>
   </w:style>
-  <w:style w:type="numbering" w:default="1" w:styleId="a2">
+  <w:style w:type="numbering" w:default="1" w:styleId="NoList">
     <w:name w:val="No List"/>
     <w:uiPriority w:val="99"/>
     <w:semiHidden/>
     <w:unhideWhenUsed/>
   </w:style>
-  <w:style w:type="character" w:customStyle="1" w:styleId="10">
-    <w:name w:val="Заголовок 1 Знак"/>
-    <w:basedOn w:val="a0"/>
-    <w:link w:val="1"/>
+  <w:style w:type="character" w:customStyle="1" w:styleId="Heading1Char">
+    <w:name w:val="Heading 1 Char"/>
+    <w:basedOn w:val="DefaultParagraphFont"/>
+    <w:link w:val="Heading1"/>
     <w:uiPriority w:val="9"/>
     <w:rsid w:val="00E30785"/>
     <w:rPr>
@@ -810,10 +805,10 @@
       <w:szCs w:val="40"/>
     </w:rPr>
   </w:style>
-  <w:style w:type="character" w:customStyle="1" w:styleId="20">
-    <w:name w:val="Заголовок 2 Знак"/>
-    <w:basedOn w:val="a0"/>
-    <w:link w:val="2"/>
+  <w:style w:type="character" w:customStyle="1" w:styleId="Heading2Char">
+    <w:name w:val="Heading 2 Char"/>
+    <w:basedOn w:val="DefaultParagraphFont"/>
+    <w:link w:val="Heading2"/>
     <w:uiPriority w:val="9"/>
     <w:semiHidden/>
     <w:rsid w:val="00E30785"/>
@@ -824,10 +819,10 @@
       <w:szCs w:val="32"/>
     </w:rPr>
   </w:style>
-  <w:style w:type="character" w:customStyle="1" w:styleId="30">
-    <w:name w:val="Заголовок 3 Знак"/>
-    <w:basedOn w:val="a0"/>
-    <w:link w:val="3"/>
+  <w:style w:type="character" w:customStyle="1" w:styleId="Heading3Char">
+    <w:name w:val="Heading 3 Char"/>
+    <w:basedOn w:val="DefaultParagraphFont"/>
+    <w:link w:val="Heading3"/>
     <w:uiPriority w:val="9"/>
     <w:semiHidden/>
     <w:rsid w:val="00E30785"/>
@@ -838,10 +833,10 @@
       <w:szCs w:val="28"/>
     </w:rPr>
   </w:style>
-  <w:style w:type="character" w:customStyle="1" w:styleId="40">
-    <w:name w:val="Заголовок 4 Знак"/>
-    <w:basedOn w:val="a0"/>
-    <w:link w:val="4"/>
+  <w:style w:type="character" w:customStyle="1" w:styleId="Heading4Char">
+    <w:name w:val="Heading 4 Char"/>
+    <w:basedOn w:val="DefaultParagraphFont"/>
+    <w:link w:val="Heading4"/>
     <w:uiPriority w:val="9"/>
     <w:semiHidden/>
     <w:rsid w:val="00E30785"/>
@@ -852,10 +847,10 @@
       <w:color w:val="0F4761" w:themeColor="accent1" w:themeShade="BF"/>
     </w:rPr>
   </w:style>
-  <w:style w:type="character" w:customStyle="1" w:styleId="50">
-    <w:name w:val="Заголовок 5 Знак"/>
-    <w:basedOn w:val="a0"/>
-    <w:link w:val="5"/>
+  <w:style w:type="character" w:customStyle="1" w:styleId="Heading5Char">
+    <w:name w:val="Heading 5 Char"/>
+    <w:basedOn w:val="DefaultParagraphFont"/>
+    <w:link w:val="Heading5"/>
     <w:uiPriority w:val="9"/>
     <w:semiHidden/>
     <w:rsid w:val="00E30785"/>
@@ -864,10 +859,10 @@
       <w:color w:val="0F4761" w:themeColor="accent1" w:themeShade="BF"/>
     </w:rPr>
   </w:style>
-  <w:style w:type="character" w:customStyle="1" w:styleId="60">
-    <w:name w:val="Заголовок 6 Знак"/>
-    <w:basedOn w:val="a0"/>
-    <w:link w:val="6"/>
+  <w:style w:type="character" w:customStyle="1" w:styleId="Heading6Char">
+    <w:name w:val="Heading 6 Char"/>
+    <w:basedOn w:val="DefaultParagraphFont"/>
+    <w:link w:val="Heading6"/>
     <w:uiPriority w:val="9"/>
     <w:semiHidden/>
     <w:rsid w:val="00E30785"/>
@@ -878,10 +873,10 @@
       <w:color w:val="595959" w:themeColor="text1" w:themeTint="A6"/>
     </w:rPr>
   </w:style>
-  <w:style w:type="character" w:customStyle="1" w:styleId="70">
-    <w:name w:val="Заголовок 7 Знак"/>
-    <w:basedOn w:val="a0"/>
-    <w:link w:val="7"/>
+  <w:style w:type="character" w:customStyle="1" w:styleId="Heading7Char">
+    <w:name w:val="Heading 7 Char"/>
+    <w:basedOn w:val="DefaultParagraphFont"/>
+    <w:link w:val="Heading7"/>
     <w:uiPriority w:val="9"/>
     <w:semiHidden/>
     <w:rsid w:val="00E30785"/>
@@ -890,10 +885,10 @@
       <w:color w:val="595959" w:themeColor="text1" w:themeTint="A6"/>
     </w:rPr>
   </w:style>
-  <w:style w:type="character" w:customStyle="1" w:styleId="80">
-    <w:name w:val="Заголовок 8 Знак"/>
-    <w:basedOn w:val="a0"/>
-    <w:link w:val="8"/>
+  <w:style w:type="character" w:customStyle="1" w:styleId="Heading8Char">
+    <w:name w:val="Heading 8 Char"/>
+    <w:basedOn w:val="DefaultParagraphFont"/>
+    <w:link w:val="Heading8"/>
     <w:uiPriority w:val="9"/>
     <w:semiHidden/>
     <w:rsid w:val="00E30785"/>
@@ -904,10 +899,10 @@
       <w:color w:val="272727" w:themeColor="text1" w:themeTint="D8"/>
     </w:rPr>
   </w:style>
-  <w:style w:type="character" w:customStyle="1" w:styleId="90">
-    <w:name w:val="Заголовок 9 Знак"/>
-    <w:basedOn w:val="a0"/>
-    <w:link w:val="9"/>
+  <w:style w:type="character" w:customStyle="1" w:styleId="Heading9Char">
+    <w:name w:val="Heading 9 Char"/>
+    <w:basedOn w:val="DefaultParagraphFont"/>
+    <w:link w:val="Heading9"/>
     <w:uiPriority w:val="9"/>
     <w:semiHidden/>
     <w:rsid w:val="00E30785"/>
@@ -916,11 +911,11 @@
       <w:color w:val="272727" w:themeColor="text1" w:themeTint="D8"/>
     </w:rPr>
   </w:style>
-  <w:style w:type="paragraph" w:styleId="a3">
+  <w:style w:type="paragraph" w:styleId="Title">
     <w:name w:val="Title"/>
-    <w:basedOn w:val="a"/>
-    <w:next w:val="a"/>
-    <w:link w:val="a4"/>
+    <w:basedOn w:val="Normal"/>
+    <w:next w:val="Normal"/>
+    <w:link w:val="TitleChar"/>
     <w:uiPriority w:val="10"/>
     <w:qFormat/>
     <w:rsid w:val="00E30785"/>
@@ -936,10 +931,10 @@
       <w:szCs w:val="56"/>
     </w:rPr>
   </w:style>
-  <w:style w:type="character" w:customStyle="1" w:styleId="a4">
-    <w:name w:val="Заголовок Знак"/>
-    <w:basedOn w:val="a0"/>
-    <w:link w:val="a3"/>
+  <w:style w:type="character" w:customStyle="1" w:styleId="TitleChar">
+    <w:name w:val="Title Char"/>
+    <w:basedOn w:val="DefaultParagraphFont"/>
+    <w:link w:val="Title"/>
     <w:uiPriority w:val="10"/>
     <w:rsid w:val="00E30785"/>
     <w:rPr>
@@ -950,11 +945,11 @@
       <w:szCs w:val="56"/>
     </w:rPr>
   </w:style>
-  <w:style w:type="paragraph" w:styleId="a5">
+  <w:style w:type="paragraph" w:styleId="Subtitle">
     <w:name w:val="Subtitle"/>
-    <w:basedOn w:val="a"/>
-    <w:next w:val="a"/>
-    <w:link w:val="a6"/>
+    <w:basedOn w:val="Normal"/>
+    <w:next w:val="Normal"/>
+    <w:link w:val="SubtitleChar"/>
     <w:uiPriority w:val="11"/>
     <w:qFormat/>
     <w:rsid w:val="00E30785"/>
@@ -971,10 +966,10 @@
       <w:szCs w:val="28"/>
     </w:rPr>
   </w:style>
-  <w:style w:type="character" w:customStyle="1" w:styleId="a6">
-    <w:name w:val="Подзаголовок Знак"/>
-    <w:basedOn w:val="a0"/>
-    <w:link w:val="a5"/>
+  <w:style w:type="character" w:customStyle="1" w:styleId="SubtitleChar">
+    <w:name w:val="Subtitle Char"/>
+    <w:basedOn w:val="DefaultParagraphFont"/>
+    <w:link w:val="Subtitle"/>
     <w:uiPriority w:val="11"/>
     <w:rsid w:val="00E30785"/>
     <w:rPr>
@@ -985,11 +980,11 @@
       <w:szCs w:val="28"/>
     </w:rPr>
   </w:style>
-  <w:style w:type="paragraph" w:styleId="21">
+  <w:style w:type="paragraph" w:styleId="Quote">
     <w:name w:val="Quote"/>
-    <w:basedOn w:val="a"/>
-    <w:next w:val="a"/>
-    <w:link w:val="22"/>
+    <w:basedOn w:val="Normal"/>
+    <w:next w:val="Normal"/>
+    <w:link w:val="QuoteChar"/>
     <w:uiPriority w:val="29"/>
     <w:qFormat/>
     <w:rsid w:val="00E30785"/>
@@ -1003,10 +998,10 @@
       <w:color w:val="404040" w:themeColor="text1" w:themeTint="BF"/>
     </w:rPr>
   </w:style>
-  <w:style w:type="character" w:customStyle="1" w:styleId="22">
-    <w:name w:val="Цитата 2 Знак"/>
-    <w:basedOn w:val="a0"/>
-    <w:link w:val="21"/>
+  <w:style w:type="character" w:customStyle="1" w:styleId="QuoteChar">
+    <w:name w:val="Quote Char"/>
+    <w:basedOn w:val="DefaultParagraphFont"/>
+    <w:link w:val="Quote"/>
     <w:uiPriority w:val="29"/>
     <w:rsid w:val="00E30785"/>
     <w:rPr>
@@ -1015,9 +1010,9 @@
       <w:color w:val="404040" w:themeColor="text1" w:themeTint="BF"/>
     </w:rPr>
   </w:style>
-  <w:style w:type="paragraph" w:styleId="a7">
+  <w:style w:type="paragraph" w:styleId="ListParagraph">
     <w:name w:val="List Paragraph"/>
-    <w:basedOn w:val="a"/>
+    <w:basedOn w:val="Normal"/>
     <w:uiPriority w:val="34"/>
     <w:qFormat/>
     <w:rsid w:val="00E30785"/>
@@ -1026,9 +1021,9 @@
       <w:contextualSpacing/>
     </w:pPr>
   </w:style>
-  <w:style w:type="character" w:styleId="a8">
+  <w:style w:type="character" w:styleId="IntenseEmphasis">
     <w:name w:val="Intense Emphasis"/>
-    <w:basedOn w:val="a0"/>
+    <w:basedOn w:val="DefaultParagraphFont"/>
     <w:uiPriority w:val="21"/>
     <w:qFormat/>
     <w:rsid w:val="00E30785"/>
@@ -1038,11 +1033,11 @@
       <w:color w:val="0F4761" w:themeColor="accent1" w:themeShade="BF"/>
     </w:rPr>
   </w:style>
-  <w:style w:type="paragraph" w:styleId="a9">
+  <w:style w:type="paragraph" w:styleId="IntenseQuote">
     <w:name w:val="Intense Quote"/>
-    <w:basedOn w:val="a"/>
-    <w:next w:val="a"/>
-    <w:link w:val="aa"/>
+    <w:basedOn w:val="Normal"/>
+    <w:next w:val="Normal"/>
+    <w:link w:val="IntenseQuoteChar"/>
     <w:uiPriority w:val="30"/>
     <w:qFormat/>
     <w:rsid w:val="00E30785"/>
@@ -1061,10 +1056,10 @@
       <w:color w:val="0F4761" w:themeColor="accent1" w:themeShade="BF"/>
     </w:rPr>
   </w:style>
-  <w:style w:type="character" w:customStyle="1" w:styleId="aa">
-    <w:name w:val="Выделенная цитата Знак"/>
-    <w:basedOn w:val="a0"/>
-    <w:link w:val="a9"/>
+  <w:style w:type="character" w:customStyle="1" w:styleId="IntenseQuoteChar">
+    <w:name w:val="Intense Quote Char"/>
+    <w:basedOn w:val="DefaultParagraphFont"/>
+    <w:link w:val="IntenseQuote"/>
     <w:uiPriority w:val="30"/>
     <w:rsid w:val="00E30785"/>
     <w:rPr>
@@ -1073,9 +1068,9 @@
       <w:color w:val="0F4761" w:themeColor="accent1" w:themeShade="BF"/>
     </w:rPr>
   </w:style>
-  <w:style w:type="character" w:styleId="ab">
+  <w:style w:type="character" w:styleId="IntenseReference">
     <w:name w:val="Intense Reference"/>
-    <w:basedOn w:val="a0"/>
+    <w:basedOn w:val="DefaultParagraphFont"/>
     <w:uiPriority w:val="32"/>
     <w:qFormat/>
     <w:rsid w:val="00E30785"/>
